--- a/ドキュメント/2026_ギフト企画書.docx
+++ b/ドキュメント/2026_ギフト企画書.docx
@@ -263,11 +263,27 @@
           <w:p>
             <w:pPr>
               <w:rPr>
-                <w:rFonts w:ascii="ＤＦ平成明朝体W7" w:eastAsia="ＤＦ平成明朝体W7"/>
+                <w:rFonts w:ascii="ＤＦ平成明朝体W7" w:eastAsia="ＤＦ平成明朝体W7" w:hint="eastAsia"/>
                 <w:b/>
                 <w:sz w:val="32"/>
               </w:rPr>
             </w:pPr>
+            <w:r>
+              <w:rPr>
+                <w:rFonts w:ascii="ＤＦ平成明朝体W7" w:eastAsia="ＤＦ平成明朝体W7"/>
+                <w:b/>
+                <w:sz w:val="32"/>
+              </w:rPr>
+              <w:t>G</w:t>
+            </w:r>
+            <w:r>
+              <w:rPr>
+                <w:rFonts w:ascii="ＤＦ平成明朝体W7" w:eastAsia="ＤＦ平成明朝体W7" w:hint="eastAsia"/>
+                <w:b/>
+                <w:sz w:val="32"/>
+              </w:rPr>
+              <w:t>ift Palette</w:t>
+            </w:r>
           </w:p>
         </w:tc>
       </w:tr>
@@ -1308,7 +1324,7 @@
           <w:p>
             <w:pPr>
               <w:rPr>
-                <w:rFonts w:ascii="ＤＦ平成明朝体W7" w:eastAsia="ＤＦ平成明朝体W7" w:hint="eastAsia"/>
+                <w:rFonts w:ascii="ＤＦ平成明朝体W7" w:eastAsia="ＤＦ平成明朝体W7"/>
                 <w:b/>
                 <w:sz w:val="28"/>
               </w:rPr>
@@ -1755,15 +1771,6 @@
               </w:rPr>
             </w:pPr>
           </w:p>
-          <w:p>
-            <w:pPr>
-              <w:rPr>
-                <w:rFonts w:ascii="ＤＦ平成明朝体W7" w:eastAsia="ＤＦ平成明朝体W7"/>
-                <w:b/>
-                <w:sz w:val="28"/>
-              </w:rPr>
-            </w:pPr>
-          </w:p>
         </w:tc>
       </w:tr>
       <w:tr>
@@ -1887,7 +1894,7 @@
               </w:numPr>
               <w:ind w:leftChars="0"/>
               <w:rPr>
-                <w:rFonts w:ascii="ＤＦ平成明朝体W7" w:eastAsia="ＤＦ平成明朝体W7" w:hint="eastAsia"/>
+                <w:rFonts w:ascii="ＤＦ平成明朝体W7" w:eastAsia="ＤＦ平成明朝体W7"/>
                 <w:b/>
                 <w:sz w:val="28"/>
               </w:rPr>
@@ -1917,7 +1924,7 @@
               </w:numPr>
               <w:ind w:leftChars="0"/>
               <w:rPr>
-                <w:rFonts w:ascii="ＤＦ平成明朝体W7" w:eastAsia="ＤＦ平成明朝体W7" w:hint="eastAsia"/>
+                <w:rFonts w:ascii="ＤＦ平成明朝体W7" w:eastAsia="ＤＦ平成明朝体W7"/>
                 <w:b/>
                 <w:sz w:val="28"/>
               </w:rPr>
@@ -2049,7 +2056,6 @@
                 <w:b/>
                 <w:sz w:val="28"/>
               </w:rPr>
-              <w:lastRenderedPageBreak/>
               <w:t>１回</w:t>
             </w:r>
           </w:p>
@@ -2217,6 +2223,7 @@
           <w:b/>
           <w:sz w:val="28"/>
         </w:rPr>
+        <w:lastRenderedPageBreak/>
         <w:t>ゲームの概要</w:t>
       </w:r>
     </w:p>
@@ -2452,33 +2459,6 @@
               </w:rPr>
             </w:pPr>
           </w:p>
-          <w:p>
-            <w:pPr>
-              <w:rPr>
-                <w:rFonts w:ascii="ＤＦ平成明朝体W7" w:eastAsia="ＤＦ平成明朝体W7"/>
-                <w:b/>
-                <w:sz w:val="28"/>
-              </w:rPr>
-            </w:pPr>
-          </w:p>
-          <w:p>
-            <w:pPr>
-              <w:rPr>
-                <w:rFonts w:ascii="ＤＦ平成明朝体W7" w:eastAsia="ＤＦ平成明朝体W7"/>
-                <w:b/>
-                <w:sz w:val="28"/>
-              </w:rPr>
-            </w:pPr>
-          </w:p>
-          <w:p>
-            <w:pPr>
-              <w:rPr>
-                <w:rFonts w:ascii="ＤＦ平成明朝体W7" w:eastAsia="ＤＦ平成明朝体W7"/>
-                <w:b/>
-                <w:sz w:val="28"/>
-              </w:rPr>
-            </w:pPr>
-          </w:p>
         </w:tc>
       </w:tr>
       <w:tr>
@@ -2600,41 +2580,12 @@
           <w:sz w:val="28"/>
         </w:rPr>
       </w:pPr>
-    </w:p>
-    <w:p>
-      <w:pPr>
-        <w:widowControl/>
-        <w:jc w:val="left"/>
-        <w:rPr>
-          <w:rFonts w:ascii="ＤＦ平成明朝体W7" w:eastAsia="ＤＦ平成明朝体W7"/>
+      <w:r>
+        <w:rPr>
+          <w:rFonts w:ascii="ＤＦ平成明朝体W7" w:eastAsia="ＤＦ平成明朝体W7" w:hint="eastAsia"/>
           <w:b/>
           <w:sz w:val="28"/>
         </w:rPr>
-      </w:pPr>
-      <w:r>
-        <w:rPr>
-          <w:rFonts w:ascii="ＤＦ平成明朝体W7" w:eastAsia="ＤＦ平成明朝体W7"/>
-          <w:b/>
-          <w:sz w:val="28"/>
-        </w:rPr>
-        <w:br w:type="page"/>
-      </w:r>
-    </w:p>
-    <w:p>
-      <w:pPr>
-        <w:rPr>
-          <w:rFonts w:ascii="ＤＦ平成明朝体W7" w:eastAsia="ＤＦ平成明朝体W7"/>
-          <w:b/>
-          <w:sz w:val="28"/>
-        </w:rPr>
-      </w:pPr>
-      <w:r>
-        <w:rPr>
-          <w:rFonts w:ascii="ＤＦ平成明朝体W7" w:eastAsia="ＤＦ平成明朝体W7" w:hint="eastAsia"/>
-          <w:b/>
-          <w:sz w:val="28"/>
-        </w:rPr>
-        <w:lastRenderedPageBreak/>
         <w:t>メイン画面のイメージレイアウトと操作概要</w:t>
       </w:r>
     </w:p>
@@ -2805,6 +2756,7 @@
           <w:rFonts w:ascii="ＤＦ平成明朝体W7" w:eastAsia="ＤＦ平成明朝体W7" w:hint="eastAsia"/>
           <w:b/>
         </w:rPr>
+        <w:lastRenderedPageBreak/>
         <w:t>基本操作に使うキー（ボタン）と、動作の説明を書く</w:t>
       </w:r>
     </w:p>
@@ -2820,12 +2772,122 @@
       </w:pPr>
       <w:r>
         <w:rPr>
+          <w:rFonts w:ascii="ＤＦ平成明朝体W7" w:eastAsia="ＤＦ平成明朝体W7" w:hint="eastAsia"/>
+          <w:b/>
+          <w:sz w:val="28"/>
+        </w:rPr>
+        <w:t>コントローラー使用</w:t>
+      </w:r>
+    </w:p>
+    <w:p>
+      <w:pPr>
+        <w:widowControl/>
+        <w:jc w:val="left"/>
+        <w:rPr>
           <w:rFonts w:ascii="ＤＦ平成明朝体W7" w:eastAsia="ＤＦ平成明朝体W7"/>
           <w:b/>
           <w:sz w:val="28"/>
         </w:rPr>
-        <w:br w:type="page"/>
-      </w:r>
+      </w:pPr>
+    </w:p>
+    <w:p>
+      <w:pPr>
+        <w:widowControl/>
+        <w:jc w:val="left"/>
+        <w:rPr>
+          <w:rFonts w:ascii="ＤＦ平成明朝体W7" w:eastAsia="ＤＦ平成明朝体W7"/>
+          <w:b/>
+          <w:sz w:val="28"/>
+        </w:rPr>
+      </w:pPr>
+    </w:p>
+    <w:p>
+      <w:pPr>
+        <w:widowControl/>
+        <w:jc w:val="left"/>
+        <w:rPr>
+          <w:rFonts w:ascii="ＤＦ平成明朝体W7" w:eastAsia="ＤＦ平成明朝体W7"/>
+          <w:b/>
+          <w:sz w:val="28"/>
+        </w:rPr>
+      </w:pPr>
+    </w:p>
+    <w:p>
+      <w:pPr>
+        <w:widowControl/>
+        <w:jc w:val="left"/>
+        <w:rPr>
+          <w:rFonts w:ascii="ＤＦ平成明朝体W7" w:eastAsia="ＤＦ平成明朝体W7"/>
+          <w:b/>
+          <w:sz w:val="28"/>
+        </w:rPr>
+      </w:pPr>
+    </w:p>
+    <w:p>
+      <w:pPr>
+        <w:widowControl/>
+        <w:jc w:val="left"/>
+        <w:rPr>
+          <w:rFonts w:ascii="ＤＦ平成明朝体W7" w:eastAsia="ＤＦ平成明朝体W7"/>
+          <w:b/>
+          <w:sz w:val="28"/>
+        </w:rPr>
+      </w:pPr>
+    </w:p>
+    <w:p>
+      <w:pPr>
+        <w:widowControl/>
+        <w:jc w:val="left"/>
+        <w:rPr>
+          <w:rFonts w:ascii="ＤＦ平成明朝体W7" w:eastAsia="ＤＦ平成明朝体W7"/>
+          <w:b/>
+          <w:sz w:val="28"/>
+        </w:rPr>
+      </w:pPr>
+    </w:p>
+    <w:p>
+      <w:pPr>
+        <w:widowControl/>
+        <w:jc w:val="left"/>
+        <w:rPr>
+          <w:rFonts w:ascii="ＤＦ平成明朝体W7" w:eastAsia="ＤＦ平成明朝体W7"/>
+          <w:b/>
+          <w:sz w:val="28"/>
+        </w:rPr>
+      </w:pPr>
+    </w:p>
+    <w:p>
+      <w:pPr>
+        <w:widowControl/>
+        <w:jc w:val="left"/>
+        <w:rPr>
+          <w:rFonts w:ascii="ＤＦ平成明朝体W7" w:eastAsia="ＤＦ平成明朝体W7"/>
+          <w:b/>
+          <w:sz w:val="28"/>
+        </w:rPr>
+      </w:pPr>
+    </w:p>
+    <w:p>
+      <w:pPr>
+        <w:widowControl/>
+        <w:jc w:val="left"/>
+        <w:rPr>
+          <w:rFonts w:ascii="ＤＦ平成明朝体W7" w:eastAsia="ＤＦ平成明朝体W7"/>
+          <w:b/>
+          <w:sz w:val="28"/>
+        </w:rPr>
+      </w:pPr>
+    </w:p>
+    <w:p>
+      <w:pPr>
+        <w:widowControl/>
+        <w:jc w:val="left"/>
+        <w:rPr>
+          <w:rFonts w:ascii="ＤＦ平成明朝体W7" w:eastAsia="ＤＦ平成明朝体W7"/>
+          <w:b/>
+          <w:sz w:val="28"/>
+        </w:rPr>
+      </w:pPr>
     </w:p>
     <w:p>
       <w:pPr>

--- a/ドキュメント/2026_ギフト企画書.docx
+++ b/ドキュメント/2026_ギフト企画書.docx
@@ -263,26 +263,18 @@
           <w:p>
             <w:pPr>
               <w:rPr>
-                <w:rFonts w:ascii="ＤＦ平成明朝体W7" w:eastAsia="ＤＦ平成明朝体W7" w:hint="eastAsia"/>
+                <w:rFonts w:ascii="ＤＦ平成明朝体W7" w:eastAsia="ＤＦ平成明朝体W7"/>
                 <w:b/>
                 <w:sz w:val="32"/>
               </w:rPr>
             </w:pPr>
             <w:r>
               <w:rPr>
-                <w:rFonts w:ascii="ＤＦ平成明朝体W7" w:eastAsia="ＤＦ平成明朝体W7"/>
+                <w:rFonts w:ascii="ＤＦ平成明朝体W7" w:eastAsia="ＤＦ平成明朝体W7" w:hint="eastAsia"/>
                 <w:b/>
                 <w:sz w:val="32"/>
               </w:rPr>
-              <w:t>G</w:t>
-            </w:r>
-            <w:r>
-              <w:rPr>
-                <w:rFonts w:ascii="ＤＦ平成明朝体W7" w:eastAsia="ＤＦ平成明朝体W7" w:hint="eastAsia"/>
-                <w:b/>
-                <w:sz w:val="32"/>
-              </w:rPr>
-              <w:t>ift Palette</w:t>
+              <w:t>Puffin</w:t>
             </w:r>
           </w:p>
         </w:tc>
@@ -3097,25 +3089,7 @@
                 <w:b/>
                 <w:sz w:val="24"/>
               </w:rPr>
-              <w:t>（.</w:t>
-            </w:r>
-            <w:proofErr w:type="spellStart"/>
-            <w:r>
-              <w:rPr>
-                <w:rFonts w:ascii="ＤＦ平成明朝体W7" w:eastAsia="ＤＦ平成明朝体W7" w:hint="eastAsia"/>
-                <w:b/>
-                <w:sz w:val="24"/>
-              </w:rPr>
-              <w:t>png</w:t>
-            </w:r>
-            <w:proofErr w:type="spellEnd"/>
-            <w:r>
-              <w:rPr>
-                <w:rFonts w:ascii="ＤＦ平成明朝体W7" w:eastAsia="ＤＦ平成明朝体W7" w:hint="eastAsia"/>
-                <w:b/>
-                <w:sz w:val="24"/>
-              </w:rPr>
-              <w:t xml:space="preserve">　or　</w:t>
+              <w:t xml:space="preserve">（.png　or　</w:t>
             </w:r>
             <w:r>
               <w:rPr>
@@ -3146,18 +3120,8 @@
                 <w:b/>
                 <w:sz w:val="24"/>
               </w:rPr>
-              <w:t>.</w:t>
-            </w:r>
-            <w:proofErr w:type="spellStart"/>
-            <w:r>
-              <w:rPr>
-                <w:rFonts w:ascii="ＤＦ平成明朝体W7" w:eastAsia="ＤＦ平成明朝体W7" w:hint="eastAsia"/>
-                <w:b/>
-                <w:sz w:val="24"/>
-              </w:rPr>
-              <w:t>png</w:t>
-            </w:r>
-            <w:proofErr w:type="spellEnd"/>
+              <w:t>.png</w:t>
+            </w:r>
           </w:p>
         </w:tc>
       </w:tr>
@@ -5311,7 +5275,12 @@
 </file>
 
 <file path=customXml/item2.xml><?xml version="1.0" encoding="utf-8"?>
-<b:Sources xmlns:b="http://schemas.openxmlformats.org/officeDocument/2006/bibliography" xmlns="http://schemas.openxmlformats.org/officeDocument/2006/bibliography" SelectedStyle="\APA.XSL" StyleName="APA"/>
+<?mso-contentType ?>
+<FormTemplates xmlns="http://schemas.microsoft.com/sharepoint/v3/contenttype/forms">
+  <Display>DocumentLibraryForm</Display>
+  <Edit>DocumentLibraryForm</Edit>
+  <New>DocumentLibraryForm</New>
+</FormTemplates>
 </file>
 
 <file path=customXml/item3.xml><?xml version="1.0" encoding="utf-8"?>
@@ -5326,12 +5295,7 @@
 </file>
 
 <file path=customXml/item4.xml><?xml version="1.0" encoding="utf-8"?>
-<?mso-contentType ?>
-<FormTemplates xmlns="http://schemas.microsoft.com/sharepoint/v3/contenttype/forms">
-  <Display>DocumentLibraryForm</Display>
-  <Edit>DocumentLibraryForm</Edit>
-  <New>DocumentLibraryForm</New>
-</FormTemplates>
+<b:Sources xmlns:b="http://schemas.openxmlformats.org/officeDocument/2006/bibliography" xmlns="http://schemas.openxmlformats.org/officeDocument/2006/bibliography" SelectedStyle="\APA.XSL" StyleName="APA"/>
 </file>
 
 <file path=customXml/itemProps1.xml><?xml version="1.0" encoding="utf-8"?>
@@ -5354,9 +5318,9 @@
 </file>
 
 <file path=customXml/itemProps2.xml><?xml version="1.0" encoding="utf-8"?>
-<ds:datastoreItem xmlns:ds="http://schemas.openxmlformats.org/officeDocument/2006/customXml" ds:itemID="{AC8122A9-DBDA-47CC-900D-1F90FCB0810B}">
+<ds:datastoreItem xmlns:ds="http://schemas.openxmlformats.org/officeDocument/2006/customXml" ds:itemID="{33F83907-CC2F-4A84-AA0F-7DAF9CC8AA7E}">
   <ds:schemaRefs>
-    <ds:schemaRef ds:uri="http://schemas.openxmlformats.org/officeDocument/2006/bibliography"/>
+    <ds:schemaRef ds:uri="http://schemas.microsoft.com/sharepoint/v3/contenttype/forms"/>
   </ds:schemaRefs>
 </ds:datastoreItem>
 </file>
@@ -5373,9 +5337,9 @@
 </file>
 
 <file path=customXml/itemProps4.xml><?xml version="1.0" encoding="utf-8"?>
-<ds:datastoreItem xmlns:ds="http://schemas.openxmlformats.org/officeDocument/2006/customXml" ds:itemID="{33F83907-CC2F-4A84-AA0F-7DAF9CC8AA7E}">
+<ds:datastoreItem xmlns:ds="http://schemas.openxmlformats.org/officeDocument/2006/customXml" ds:itemID="{AC8122A9-DBDA-47CC-900D-1F90FCB0810B}">
   <ds:schemaRefs>
-    <ds:schemaRef ds:uri="http://schemas.microsoft.com/sharepoint/v3/contenttype/forms"/>
+    <ds:schemaRef ds:uri="http://schemas.openxmlformats.org/officeDocument/2006/bibliography"/>
   </ds:schemaRefs>
 </ds:datastoreItem>
 </file>
--- a/ドキュメント/2026_ギフト企画書.docx
+++ b/ドキュメント/2026_ギフト企画書.docx
@@ -228,15 +228,6 @@
           <w:sz w:val="32"/>
         </w:rPr>
       </w:pPr>
-    </w:p>
-    <w:p>
-      <w:pPr>
-        <w:rPr>
-          <w:rFonts w:ascii="ＤＦ平成明朝体W7" w:eastAsia="ＤＦ平成明朝体W7"/>
-          <w:b/>
-          <w:sz w:val="32"/>
-        </w:rPr>
-      </w:pPr>
       <w:r>
         <w:rPr>
           <w:rFonts w:ascii="ＤＦ平成明朝体W7" w:eastAsia="ＤＦ平成明朝体W7" w:hint="eastAsia"/>
@@ -249,19 +240,41 @@
     <w:tbl>
       <w:tblPr>
         <w:tblStyle w:val="a3"/>
-        <w:tblW w:w="0" w:type="auto"/>
+        <w:tblW w:w="10539" w:type="dxa"/>
         <w:tblLook w:val="04A0" w:firstRow="1" w:lastRow="0" w:firstColumn="1" w:lastColumn="0" w:noHBand="0" w:noVBand="1"/>
       </w:tblPr>
       <w:tblGrid>
-        <w:gridCol w:w="10456"/>
+        <w:gridCol w:w="10539"/>
       </w:tblGrid>
       <w:tr>
-        <w:tc>
-          <w:tcPr>
-            <w:tcW w:w="10664" w:type="dxa"/>
-          </w:tcPr>
-          <w:p>
-            <w:pPr>
+        <w:trPr>
+          <w:trHeight w:val="780"/>
+        </w:trPr>
+        <w:tc>
+          <w:tcPr>
+            <w:tcW w:w="10539" w:type="dxa"/>
+          </w:tcPr>
+          <w:p>
+            <w:pPr>
+              <w:spacing w:line="0" w:lineRule="atLeast"/>
+              <w:rPr>
+                <w:rFonts w:ascii="ＤＦ平成明朝体W7" w:eastAsia="ＤＦ平成明朝体W7"/>
+                <w:bCs/>
+                <w:sz w:val="22"/>
+              </w:rPr>
+            </w:pPr>
+            <w:r>
+              <w:rPr>
+                <w:rFonts w:ascii="ＤＦ平成明朝体W7" w:eastAsia="ＤＦ平成明朝体W7" w:hint="eastAsia"/>
+                <w:bCs/>
+                <w:sz w:val="22"/>
+              </w:rPr>
+              <w:t>パフィン</w:t>
+            </w:r>
+          </w:p>
+          <w:p>
+            <w:pPr>
+              <w:spacing w:line="0" w:lineRule="atLeast"/>
               <w:rPr>
                 <w:rFonts w:ascii="ＤＦ平成明朝体W7" w:eastAsia="ＤＦ平成明朝体W7"/>
                 <w:b/>
@@ -1047,19 +1060,40 @@
           </w:tcPr>
           <w:p>
             <w:pPr>
-              <w:rPr>
-                <w:rFonts w:ascii="ＤＦ平成明朝体W7" w:eastAsia="ＤＦ平成明朝体W7"/>
-                <w:b/>
-                <w:sz w:val="28"/>
-              </w:rPr>
-            </w:pPr>
-            <w:r>
-              <w:rPr>
-                <w:rFonts w:ascii="ＤＦ平成明朝体W7" w:eastAsia="ＤＦ平成明朝体W7" w:hint="eastAsia"/>
-                <w:b/>
-                <w:sz w:val="28"/>
-              </w:rPr>
-              <w:t>ギフト(Gift)</w:t>
+              <w:spacing w:line="0" w:lineRule="atLeast"/>
+              <w:rPr>
+                <w:rFonts w:ascii="ＤＦ平成明朝体W7" w:eastAsia="ＤＦ平成明朝体W7"/>
+                <w:b/>
+                <w:sz w:val="22"/>
+              </w:rPr>
+            </w:pPr>
+            <w:r>
+              <w:rPr>
+                <w:rFonts w:ascii="ＤＦ平成明朝体W7" w:eastAsia="ＤＦ平成明朝体W7" w:hint="eastAsia"/>
+                <w:b/>
+                <w:sz w:val="22"/>
+              </w:rPr>
+              <w:t>ギフト</w:t>
+            </w:r>
+          </w:p>
+          <w:p>
+            <w:pPr>
+              <w:spacing w:line="0" w:lineRule="atLeast"/>
+              <w:rPr>
+                <w:rFonts w:ascii="ＤＦ平成明朝体W7" w:eastAsia="ＤＦ平成明朝体W7" w:hint="eastAsia"/>
+                <w:b/>
+                <w:sz w:val="32"/>
+                <w:szCs w:val="32"/>
+              </w:rPr>
+            </w:pPr>
+            <w:r>
+              <w:rPr>
+                <w:rFonts w:ascii="ＤＦ平成明朝体W7" w:eastAsia="ＤＦ平成明朝体W7" w:hint="eastAsia"/>
+                <w:b/>
+                <w:sz w:val="32"/>
+                <w:szCs w:val="32"/>
+              </w:rPr>
+              <w:t>Gift</w:t>
             </w:r>
           </w:p>
         </w:tc>
@@ -1465,6 +1499,24 @@
         </w:tc>
       </w:tr>
     </w:tbl>
+    <w:p>
+      <w:pPr>
+        <w:rPr>
+          <w:rFonts w:ascii="ＤＦ平成明朝体W7" w:eastAsia="ＤＦ平成明朝体W7"/>
+          <w:b/>
+          <w:sz w:val="28"/>
+        </w:rPr>
+      </w:pPr>
+    </w:p>
+    <w:p>
+      <w:pPr>
+        <w:rPr>
+          <w:rFonts w:ascii="ＤＦ平成明朝体W7" w:eastAsia="ＤＦ平成明朝体W7"/>
+          <w:b/>
+          <w:sz w:val="28"/>
+        </w:rPr>
+      </w:pPr>
+    </w:p>
     <w:p>
       <w:pPr>
         <w:rPr>

--- a/ドキュメント/2026_ギフト企画書.docx
+++ b/ドキュメント/2026_ギフト企画書.docx
@@ -678,6 +678,14 @@
                 <w:sz w:val="32"/>
               </w:rPr>
             </w:pPr>
+            <w:r>
+              <w:rPr>
+                <w:rFonts w:ascii="ＤＦ平成明朝体W7" w:eastAsia="ＤＦ平成明朝体W7" w:hint="eastAsia"/>
+                <w:b/>
+                <w:sz w:val="32"/>
+              </w:rPr>
+              <w:t>久保田菜月</w:t>
+            </w:r>
           </w:p>
         </w:tc>
         <w:tc>
@@ -738,11 +746,19 @@
           <w:p>
             <w:pPr>
               <w:rPr>
-                <w:rFonts w:ascii="ＤＦ平成明朝体W7" w:eastAsia="ＤＦ平成明朝体W7"/>
+                <w:rFonts w:ascii="ＤＦ平成明朝体W7" w:eastAsia="ＤＦ平成明朝体W7" w:hint="eastAsia"/>
                 <w:b/>
                 <w:sz w:val="32"/>
               </w:rPr>
             </w:pPr>
+            <w:r>
+              <w:rPr>
+                <w:rFonts w:ascii="ＤＦ平成明朝体W7" w:eastAsia="ＤＦ平成明朝体W7" w:hint="eastAsia"/>
+                <w:b/>
+                <w:sz w:val="32"/>
+              </w:rPr>
+              <w:t>小谷野百花</w:t>
+            </w:r>
           </w:p>
         </w:tc>
         <w:tc>
@@ -1080,7 +1096,7 @@
             <w:pPr>
               <w:spacing w:line="0" w:lineRule="atLeast"/>
               <w:rPr>
-                <w:rFonts w:ascii="ＤＦ平成明朝体W7" w:eastAsia="ＤＦ平成明朝体W7" w:hint="eastAsia"/>
+                <w:rFonts w:ascii="ＤＦ平成明朝体W7" w:eastAsia="ＤＦ平成明朝体W7"/>
                 <w:b/>
                 <w:sz w:val="32"/>
                 <w:szCs w:val="32"/>
@@ -5327,12 +5343,7 @@
 </file>
 
 <file path=customXml/item2.xml><?xml version="1.0" encoding="utf-8"?>
-<?mso-contentType ?>
-<FormTemplates xmlns="http://schemas.microsoft.com/sharepoint/v3/contenttype/forms">
-  <Display>DocumentLibraryForm</Display>
-  <Edit>DocumentLibraryForm</Edit>
-  <New>DocumentLibraryForm</New>
-</FormTemplates>
+<b:Sources xmlns:b="http://schemas.openxmlformats.org/officeDocument/2006/bibliography" xmlns="http://schemas.openxmlformats.org/officeDocument/2006/bibliography" SelectedStyle="\APA.XSL" StyleName="APA"/>
 </file>
 
 <file path=customXml/item3.xml><?xml version="1.0" encoding="utf-8"?>
@@ -5347,7 +5358,12 @@
 </file>
 
 <file path=customXml/item4.xml><?xml version="1.0" encoding="utf-8"?>
-<b:Sources xmlns:b="http://schemas.openxmlformats.org/officeDocument/2006/bibliography" xmlns="http://schemas.openxmlformats.org/officeDocument/2006/bibliography" SelectedStyle="\APA.XSL" StyleName="APA"/>
+<?mso-contentType ?>
+<FormTemplates xmlns="http://schemas.microsoft.com/sharepoint/v3/contenttype/forms">
+  <Display>DocumentLibraryForm</Display>
+  <Edit>DocumentLibraryForm</Edit>
+  <New>DocumentLibraryForm</New>
+</FormTemplates>
 </file>
 
 <file path=customXml/itemProps1.xml><?xml version="1.0" encoding="utf-8"?>
@@ -5370,9 +5386,9 @@
 </file>
 
 <file path=customXml/itemProps2.xml><?xml version="1.0" encoding="utf-8"?>
-<ds:datastoreItem xmlns:ds="http://schemas.openxmlformats.org/officeDocument/2006/customXml" ds:itemID="{33F83907-CC2F-4A84-AA0F-7DAF9CC8AA7E}">
+<ds:datastoreItem xmlns:ds="http://schemas.openxmlformats.org/officeDocument/2006/customXml" ds:itemID="{AC8122A9-DBDA-47CC-900D-1F90FCB0810B}">
   <ds:schemaRefs>
-    <ds:schemaRef ds:uri="http://schemas.microsoft.com/sharepoint/v3/contenttype/forms"/>
+    <ds:schemaRef ds:uri="http://schemas.openxmlformats.org/officeDocument/2006/bibliography"/>
   </ds:schemaRefs>
 </ds:datastoreItem>
 </file>
@@ -5389,9 +5405,9 @@
 </file>
 
 <file path=customXml/itemProps4.xml><?xml version="1.0" encoding="utf-8"?>
-<ds:datastoreItem xmlns:ds="http://schemas.openxmlformats.org/officeDocument/2006/customXml" ds:itemID="{AC8122A9-DBDA-47CC-900D-1F90FCB0810B}">
+<ds:datastoreItem xmlns:ds="http://schemas.openxmlformats.org/officeDocument/2006/customXml" ds:itemID="{33F83907-CC2F-4A84-AA0F-7DAF9CC8AA7E}">
   <ds:schemaRefs>
-    <ds:schemaRef ds:uri="http://schemas.openxmlformats.org/officeDocument/2006/bibliography"/>
+    <ds:schemaRef ds:uri="http://schemas.microsoft.com/sharepoint/v3/contenttype/forms"/>
   </ds:schemaRefs>
 </ds:datastoreItem>
 </file>
--- a/ドキュメント/2026_ギフト企画書.docx
+++ b/ドキュメント/2026_ギフト企画書.docx
@@ -746,7 +746,7 @@
           <w:p>
             <w:pPr>
               <w:rPr>
-                <w:rFonts w:ascii="ＤＦ平成明朝体W7" w:eastAsia="ＤＦ平成明朝体W7" w:hint="eastAsia"/>
+                <w:rFonts w:ascii="ＤＦ平成明朝体W7" w:eastAsia="ＤＦ平成明朝体W7"/>
                 <w:b/>
                 <w:sz w:val="32"/>
               </w:rPr>
@@ -2719,6 +2719,70 @@
                 <w:sz w:val="28"/>
               </w:rPr>
             </w:pPr>
+            <w:r>
+              <w:rPr>
+                <w:rFonts w:ascii="ＤＦ平成明朝体W7" w:eastAsia="ＤＦ平成明朝体W7"/>
+                <w:b/>
+                <w:noProof/>
+                <w:sz w:val="28"/>
+              </w:rPr>
+              <w:lastRenderedPageBreak/>
+              <w:drawing>
+                <wp:anchor distT="0" distB="0" distL="114300" distR="114300" simplePos="0" relativeHeight="251658240" behindDoc="1" locked="0" layoutInCell="1" allowOverlap="1" wp14:anchorId="4D784B2B" wp14:editId="76DA61B5">
+                  <wp:simplePos x="0" y="0"/>
+                  <wp:positionH relativeFrom="column">
+                    <wp:posOffset>-26447</wp:posOffset>
+                  </wp:positionH>
+                  <wp:positionV relativeFrom="paragraph">
+                    <wp:posOffset>71908</wp:posOffset>
+                  </wp:positionV>
+                  <wp:extent cx="5906530" cy="4429792"/>
+                  <wp:effectExtent l="0" t="0" r="0" b="8890"/>
+                  <wp:wrapNone/>
+                  <wp:docPr id="1371094490" name="図 1"/>
+                  <wp:cNvGraphicFramePr>
+                    <a:graphicFrameLocks xmlns:a="http://schemas.openxmlformats.org/drawingml/2006/main" noChangeAspect="1"/>
+                  </wp:cNvGraphicFramePr>
+                  <a:graphic xmlns:a="http://schemas.openxmlformats.org/drawingml/2006/main">
+                    <a:graphicData uri="http://schemas.openxmlformats.org/drawingml/2006/picture">
+                      <pic:pic xmlns:pic="http://schemas.openxmlformats.org/drawingml/2006/picture">
+                        <pic:nvPicPr>
+                          <pic:cNvPr id="1371094490" name="図 1371094490"/>
+                          <pic:cNvPicPr/>
+                        </pic:nvPicPr>
+                        <pic:blipFill>
+                          <a:blip r:embed="rId11" cstate="print">
+                            <a:extLst>
+                              <a:ext uri="{28A0092B-C50C-407E-A947-70E740481C1C}">
+                                <a14:useLocalDpi xmlns:a14="http://schemas.microsoft.com/office/drawing/2010/main" val="0"/>
+                              </a:ext>
+                            </a:extLst>
+                          </a:blip>
+                          <a:stretch>
+                            <a:fillRect/>
+                          </a:stretch>
+                        </pic:blipFill>
+                        <pic:spPr>
+                          <a:xfrm rot="10800000">
+                            <a:off x="0" y="0"/>
+                            <a:ext cx="5924721" cy="4443435"/>
+                          </a:xfrm>
+                          <a:prstGeom prst="rect">
+                            <a:avLst/>
+                          </a:prstGeom>
+                        </pic:spPr>
+                      </pic:pic>
+                    </a:graphicData>
+                  </a:graphic>
+                  <wp14:sizeRelH relativeFrom="margin">
+                    <wp14:pctWidth>0</wp14:pctWidth>
+                  </wp14:sizeRelH>
+                  <wp14:sizeRelV relativeFrom="margin">
+                    <wp14:pctHeight>0</wp14:pctHeight>
+                  </wp14:sizeRelV>
+                </wp:anchor>
+              </w:drawing>
+            </w:r>
           </w:p>
           <w:p>
             <w:pPr>
@@ -2849,6 +2913,22 @@
           <w:sz w:val="28"/>
         </w:rPr>
       </w:pPr>
+      <w:r>
+        <w:rPr>
+          <w:rFonts w:ascii="ＤＦ平成明朝体W7" w:eastAsia="ＤＦ平成明朝体W7"/>
+          <w:b/>
+          <w:sz w:val="28"/>
+        </w:rPr>
+        <w:t>A</w:t>
+      </w:r>
+      <w:r>
+        <w:rPr>
+          <w:rFonts w:ascii="ＤＦ平成明朝体W7" w:eastAsia="ＤＦ平成明朝体W7" w:hint="eastAsia"/>
+          <w:b/>
+          <w:sz w:val="28"/>
+        </w:rPr>
+        <w:t>:決定</w:t>
+      </w:r>
     </w:p>
     <w:p>
       <w:pPr>
@@ -2860,28 +2940,68 @@
           <w:sz w:val="28"/>
         </w:rPr>
       </w:pPr>
+      <w:r>
+        <w:rPr>
+          <w:rFonts w:ascii="ＤＦ平成明朝体W7" w:eastAsia="ＤＦ平成明朝体W7"/>
+          <w:b/>
+          <w:sz w:val="28"/>
+        </w:rPr>
+        <w:t>B</w:t>
+      </w:r>
+      <w:r>
+        <w:rPr>
+          <w:rFonts w:ascii="ＤＦ平成明朝体W7" w:eastAsia="ＤＦ平成明朝体W7" w:hint="eastAsia"/>
+          <w:b/>
+          <w:sz w:val="28"/>
+        </w:rPr>
+        <w:t>:キャンセル</w:t>
+      </w:r>
     </w:p>
     <w:p>
       <w:pPr>
         <w:widowControl/>
         <w:jc w:val="left"/>
         <w:rPr>
+          <w:rFonts w:ascii="ＤＦ平成明朝体W7" w:eastAsia="ＤＦ平成明朝体W7" w:hint="eastAsia"/>
+          <w:b/>
+          <w:sz w:val="28"/>
+        </w:rPr>
+      </w:pPr>
+      <w:r>
+        <w:rPr>
           <w:rFonts w:ascii="ＤＦ平成明朝体W7" w:eastAsia="ＤＦ平成明朝体W7"/>
           <w:b/>
           <w:sz w:val="28"/>
         </w:rPr>
-      </w:pPr>
+        <w:t>Y</w:t>
+      </w:r>
+      <w:r>
+        <w:rPr>
+          <w:rFonts w:ascii="ＤＦ平成明朝体W7" w:eastAsia="ＤＦ平成明朝体W7" w:hint="eastAsia"/>
+          <w:b/>
+          <w:sz w:val="28"/>
+        </w:rPr>
+        <w:t>:インベントリ</w:t>
+      </w:r>
     </w:p>
     <w:p>
       <w:pPr>
         <w:widowControl/>
         <w:jc w:val="left"/>
         <w:rPr>
-          <w:rFonts w:ascii="ＤＦ平成明朝体W7" w:eastAsia="ＤＦ平成明朝体W7"/>
-          <w:b/>
-          <w:sz w:val="28"/>
-        </w:rPr>
-      </w:pPr>
+          <w:rFonts w:ascii="ＤＦ平成明朝体W7" w:eastAsia="ＤＦ平成明朝体W7" w:hint="eastAsia"/>
+          <w:b/>
+          <w:sz w:val="28"/>
+        </w:rPr>
+      </w:pPr>
+      <w:r>
+        <w:rPr>
+          <w:rFonts w:ascii="ＤＦ平成明朝体W7" w:eastAsia="ＤＦ平成明朝体W7" w:hint="eastAsia"/>
+          <w:b/>
+          <w:sz w:val="28"/>
+        </w:rPr>
+        <w:t>十字キー：移動</w:t>
+      </w:r>
     </w:p>
     <w:p>
       <w:pPr>
@@ -2951,19 +3071,51 @@
     </w:p>
     <w:p>
       <w:pPr>
+        <w:widowControl/>
+        <w:jc w:val="left"/>
         <w:rPr>
           <w:rFonts w:ascii="ＤＦ平成明朝体W7" w:eastAsia="ＤＦ平成明朝体W7"/>
           <w:b/>
           <w:sz w:val="28"/>
         </w:rPr>
       </w:pPr>
-      <w:r>
-        <w:rPr>
-          <w:rFonts w:ascii="ＤＦ平成明朝体W7" w:eastAsia="ＤＦ平成明朝体W7" w:hint="eastAsia"/>
-          <w:b/>
-          <w:sz w:val="28"/>
-        </w:rPr>
-        <w:lastRenderedPageBreak/>
+    </w:p>
+    <w:p>
+      <w:pPr>
+        <w:widowControl/>
+        <w:jc w:val="left"/>
+        <w:rPr>
+          <w:rFonts w:ascii="ＤＦ平成明朝体W7" w:eastAsia="ＤＦ平成明朝体W7"/>
+          <w:b/>
+          <w:sz w:val="28"/>
+        </w:rPr>
+      </w:pPr>
+    </w:p>
+    <w:p>
+      <w:pPr>
+        <w:widowControl/>
+        <w:jc w:val="left"/>
+        <w:rPr>
+          <w:rFonts w:ascii="ＤＦ平成明朝体W7" w:eastAsia="ＤＦ平成明朝体W7"/>
+          <w:b/>
+          <w:sz w:val="28"/>
+        </w:rPr>
+      </w:pPr>
+    </w:p>
+    <w:p>
+      <w:pPr>
+        <w:rPr>
+          <w:rFonts w:ascii="ＤＦ平成明朝体W7" w:eastAsia="ＤＦ平成明朝体W7"/>
+          <w:b/>
+          <w:sz w:val="28"/>
+        </w:rPr>
+      </w:pPr>
+      <w:r>
+        <w:rPr>
+          <w:rFonts w:ascii="ＤＦ平成明朝体W7" w:eastAsia="ＤＦ平成明朝体W7" w:hint="eastAsia"/>
+          <w:b/>
+          <w:sz w:val="28"/>
+        </w:rPr>
         <w:t>統一設定（仕様書の初期項目）</w:t>
       </w:r>
     </w:p>
@@ -5343,7 +5495,12 @@
 </file>
 
 <file path=customXml/item2.xml><?xml version="1.0" encoding="utf-8"?>
-<b:Sources xmlns:b="http://schemas.openxmlformats.org/officeDocument/2006/bibliography" xmlns="http://schemas.openxmlformats.org/officeDocument/2006/bibliography" SelectedStyle="\APA.XSL" StyleName="APA"/>
+<?mso-contentType ?>
+<FormTemplates xmlns="http://schemas.microsoft.com/sharepoint/v3/contenttype/forms">
+  <Display>DocumentLibraryForm</Display>
+  <Edit>DocumentLibraryForm</Edit>
+  <New>DocumentLibraryForm</New>
+</FormTemplates>
 </file>
 
 <file path=customXml/item3.xml><?xml version="1.0" encoding="utf-8"?>
@@ -5358,12 +5515,7 @@
 </file>
 
 <file path=customXml/item4.xml><?xml version="1.0" encoding="utf-8"?>
-<?mso-contentType ?>
-<FormTemplates xmlns="http://schemas.microsoft.com/sharepoint/v3/contenttype/forms">
-  <Display>DocumentLibraryForm</Display>
-  <Edit>DocumentLibraryForm</Edit>
-  <New>DocumentLibraryForm</New>
-</FormTemplates>
+<b:Sources xmlns:b="http://schemas.openxmlformats.org/officeDocument/2006/bibliography" xmlns="http://schemas.openxmlformats.org/officeDocument/2006/bibliography" SelectedStyle="\APA.XSL" StyleName="APA"/>
 </file>
 
 <file path=customXml/itemProps1.xml><?xml version="1.0" encoding="utf-8"?>
@@ -5386,9 +5538,9 @@
 </file>
 
 <file path=customXml/itemProps2.xml><?xml version="1.0" encoding="utf-8"?>
-<ds:datastoreItem xmlns:ds="http://schemas.openxmlformats.org/officeDocument/2006/customXml" ds:itemID="{AC8122A9-DBDA-47CC-900D-1F90FCB0810B}">
+<ds:datastoreItem xmlns:ds="http://schemas.openxmlformats.org/officeDocument/2006/customXml" ds:itemID="{33F83907-CC2F-4A84-AA0F-7DAF9CC8AA7E}">
   <ds:schemaRefs>
-    <ds:schemaRef ds:uri="http://schemas.openxmlformats.org/officeDocument/2006/bibliography"/>
+    <ds:schemaRef ds:uri="http://schemas.microsoft.com/sharepoint/v3/contenttype/forms"/>
   </ds:schemaRefs>
 </ds:datastoreItem>
 </file>
@@ -5405,9 +5557,9 @@
 </file>
 
 <file path=customXml/itemProps4.xml><?xml version="1.0" encoding="utf-8"?>
-<ds:datastoreItem xmlns:ds="http://schemas.openxmlformats.org/officeDocument/2006/customXml" ds:itemID="{33F83907-CC2F-4A84-AA0F-7DAF9CC8AA7E}">
+<ds:datastoreItem xmlns:ds="http://schemas.openxmlformats.org/officeDocument/2006/customXml" ds:itemID="{AC8122A9-DBDA-47CC-900D-1F90FCB0810B}">
   <ds:schemaRefs>
-    <ds:schemaRef ds:uri="http://schemas.microsoft.com/sharepoint/v3/contenttype/forms"/>
+    <ds:schemaRef ds:uri="http://schemas.openxmlformats.org/officeDocument/2006/bibliography"/>
   </ds:schemaRefs>
 </ds:datastoreItem>
 </file>